--- a/atlh-moh0012-mak/ATLH-MOH0012-FL-26-01.docx
+++ b/atlh-moh0012-mak/ATLH-MOH0012-FL-26-01.docx
@@ -102,7 +102,16 @@
         </w:rPr>
       </w:pPr>
       <w:r>
-        <w:rPr/>
+        <w:rPr>
+          <w:b w:val="false"/>
+          <w:bCs w:val="false"/>
+          <w:i w:val="false"/>
+          <w:caps w:val="false"/>
+          <w:smallCaps w:val="false"/>
+          <w:color w:val="auto"/>
+          <w:sz w:val="20"/>
+          <w:szCs w:val="20"/>
+        </w:rPr>
       </w:r>
     </w:p>
     <w:p>
@@ -161,7 +170,25 @@
           <w:szCs w:val="20"/>
           <w:u w:val="none"/>
         </w:rPr>
-        <w:t>March 12, 2026</w:t>
+        <w:t xml:space="preserve">March </w:t>
+      </w:r>
+      <w:r>
+        <w:rPr>
+          <w:color w:val="auto"/>
+          <w:sz w:val="20"/>
+          <w:szCs w:val="20"/>
+          <w:u w:val="none"/>
+        </w:rPr>
+        <w:t>30</w:t>
+      </w:r>
+      <w:r>
+        <w:rPr>
+          <w:color w:val="auto"/>
+          <w:sz w:val="20"/>
+          <w:szCs w:val="20"/>
+          <w:u w:val="none"/>
+        </w:rPr>
+        <w:t>, 2026</w:t>
       </w:r>
     </w:p>
     <w:p>
@@ -2428,7 +2455,7 @@
     <w:pPr>
       <w:widowControl/>
       <w:suppressAutoHyphens w:val="true"/>
-      <w:overflowPunct w:val="false"/>
+      <w:overflowPunct w:val="true"/>
       <w:bidi w:val="0"/>
       <w:snapToGrid w:val="false"/>
       <w:spacing w:before="0" w:after="0"/>
@@ -2480,8 +2507,8 @@
       <w:bCs/>
     </w:rPr>
   </w:style>
-  <w:style w:type="character" w:styleId="Bulletsuser">
-    <w:name w:val="Bullets (user)"/>
+  <w:style w:type="character" w:styleId="Bullets">
+    <w:name w:val="Bullets"/>
     <w:qFormat/>
     <w:rPr>
       <w:rFonts w:ascii="OpenSymbol" w:hAnsi="OpenSymbol" w:eastAsia="OpenSymbol" w:cs="OpenSymbol"/>
@@ -2584,7 +2611,7 @@
     <w:pPr>
       <w:widowControl/>
       <w:suppressAutoHyphens w:val="true"/>
-      <w:overflowPunct w:val="false"/>
+      <w:overflowPunct w:val="true"/>
       <w:bidi w:val="0"/>
       <w:spacing w:before="0" w:after="0"/>
       <w:jc w:val="start"/>
